--- a/downloads/documents/04 Units/Unit 05 - Apparel and Textile Production and Design - Make It, Mend It, Wear It/Lesson 05.06 - Threading Knotting and the Running Stitch.docx
+++ b/downloads/documents/04 Units/Unit 05 - Apparel and Textile Production and Design - Make It, Mend It, Wear It/Lesson 05.06 - Threading Knotting and the Running Stitch.docx
@@ -363,7 +363,7 @@
         <w:t xml:space="preserve">Vocabulary 05.md</w:t>
       </w:r>
       <w:r>
-        <w:t xml:space="preserve">) for Turkish, Portuguese, and Spanish.</w:t>
+        <w:t xml:space="preserve">) for Spanish.</w:t>
       </w:r>
     </w:p>
     <w:p>
@@ -1203,7 +1203,7 @@
         <w:pStyle w:val="Compact"/>
       </w:pPr>
       <w:r>
-        <w:t xml:space="preserve">ELL: every step is demonstrated twice before any words matter, once large and once small, so the motion carries the meaning. The handout is a numbered step card with a picture described for each step, so a student can follow the sheet alone. Word bank with Turkish, Portuguese, and Spanish for needle, thread, knot, eye, stitch, even, tight (see</w:t>
+        <w:t xml:space="preserve">ELL: every step is demonstrated twice before any words matter, once large and once small, so the motion carries the meaning. The handout is a numbered step card with a picture described for each step, so a student can follow the sheet alone. Word bank with Spanish for needle, thread, knot, eye, stitch, even, tight (see</w:t>
       </w:r>
       <w:r>
         <w:t xml:space="preserve"> </w:t>

--- a/downloads/documents/04 Units/Unit 05 - Apparel and Textile Production and Design - Make It, Mend It, Wear It/Lesson 05.06 - Threading Knotting and the Running Stitch.docx
+++ b/downloads/documents/04 Units/Unit 05 - Apparel and Textile Production and Design - Make It, Mend It, Wear It/Lesson 05.06 - Threading Knotting and the Running Stitch.docx
@@ -94,7 +94,7 @@
         <w:pStyle w:val="BodyText"/>
       </w:pPr>
       <w:r>
-        <w:t xml:space="preserve">First stitch day. Three skills, in this order, and no further: measure and cut a thread, thread the needle and knot it, sew a running stitch on a line. A student who can do those three things can do everything else in this topic, and a student who cannot thread a needle will sit frustrated for the nine sewing days that follow, so most of this period is spent on the part that looks trivial.</w:t>
+        <w:t xml:space="preserve">First stitch day. Three skills, in this order, and no further: measure and cut a thread, thread the needle and knot it, sew a running stitch on a line. A student who can do those three things can do everything else in this topic, and a student who cannot thread a needle will sit frustrated for the six sewing days that follow, so most of this period is spent on the part that looks trivial.</w:t>
       </w:r>
     </w:p>
     <w:p>
@@ -619,7 +619,7 @@
         <w:pStyle w:val="FirstParagraph"/>
       </w:pPr>
       <w:r>
-        <w:t xml:space="preserve">The do now is the pre-assessment and it is a race nobody wins: thread a needle before any instruction. Walk the room during it and count how many succeed in ninety seconds. In a typical middle school class that number is low, which is the point, and it tells me exactly how many pre-threaded needles I will need parked in the cushion for the next nine sewing days. The students who succeed become station helpers for Step 2, identified from yesterday’s</w:t>
+        <w:t xml:space="preserve">The do now is the pre-assessment and it is a race nobody wins: thread a needle before any instruction. Walk the room during it and count how many succeed in ninety seconds. In a typical middle school class that number is low, which is the point, and it tells me exactly how many pre-threaded needles I will need parked in the cushion for the next six sewing days. The students who succeed become station helpers for Step 2, identified from yesterday’s</w:t>
       </w:r>
       <w:r>
         <w:t xml:space="preserve"> </w:t>
